--- a/BMCBioinfCoverLetter.docx
+++ b/BMCBioinfCoverLetter.docx
@@ -258,7 +258,6 @@
                     <w:sdt>
                       <w:sdtPr>
                         <w:rPr>
-                          <w:color w:val="auto"/>
                           <w:lang w:val="en-GB"/>
                         </w:rPr>
                         <w:id w:val="-1477527555"/>
@@ -270,21 +269,18 @@
                       <w:sdtContent>
                         <w:r>
                           <w:rPr>
-                            <w:color w:val="auto"/>
                             <w:lang w:val="en-GB"/>
                           </w:rPr>
                           <w:t xml:space="preserve">Prof. </w:t>
                         </w:r>
                         <w:r>
                           <w:rPr>
-                            <w:color w:val="auto"/>
                             <w:lang w:val="en-GB"/>
                           </w:rPr>
                           <w:t xml:space="preserve">Dr. </w:t>
                         </w:r>
                         <w:r>
                           <w:rPr>
-                            <w:color w:val="auto"/>
                             <w:lang w:val="en-GB"/>
                           </w:rPr>
                           <w:t>Daniel Pfeifer</w:t>
@@ -297,34 +293,6 @@
                       </w:rPr>
                       <w:br/>
                     </w:r>
-                    <w:sdt>
-                      <w:sdtPr>
-                        <w:rPr>
-                          <w:color w:val="auto"/>
-                          <w:lang w:val="en-GB"/>
-                        </w:rPr>
-                        <w:id w:val="279076739"/>
-                        <w:placeholder>
-                          <w:docPart w:val="D7202138255C064098005252F3832578"/>
-                        </w:placeholder>
-                        <w:showingPlcHdr/>
-                        <w:text/>
-                      </w:sdtPr>
-                      <w:sdtContent>
-                        <w:r>
-                          <w:rPr>
-                            <w:rStyle w:val="Platzhaltertext"/>
-                          </w:rPr>
-                          <w:t xml:space="preserve">Funktion </w:t>
-                        </w:r>
-                        <w:r>
-                          <w:rPr>
-                            <w:rStyle w:val="Platzhaltertext"/>
-                          </w:rPr>
-                          <w:t>xxxxxxxxxxxxxxxxx</w:t>
-                        </w:r>
-                      </w:sdtContent>
-                    </w:sdt>
                     <w:r>
                       <w:rPr>
                         <w:lang w:val="en-GB"/>
@@ -513,7 +481,6 @@
                     <w:sdt>
                       <w:sdtPr>
                         <w:rPr>
-                          <w:color w:val="auto"/>
                           <w:lang w:val="en-GB"/>
                         </w:rPr>
                         <w:id w:val="1865856081"/>
@@ -525,7 +492,6 @@
                       <w:sdtContent>
                         <w:r>
                           <w:rPr>
-                            <w:color w:val="auto"/>
                             <w:lang w:val="en-GB"/>
                           </w:rPr>
                           <w:t>396</w:t>
@@ -559,7 +525,6 @@
                     <w:sdt>
                       <w:sdtPr>
                         <w:rPr>
-                          <w:color w:val="auto"/>
                           <w:lang w:val="en-GB"/>
                         </w:rPr>
                         <w:id w:val="276844842"/>
@@ -571,7 +536,6 @@
                       <w:sdtContent>
                         <w:r>
                           <w:rPr>
-                            <w:color w:val="auto"/>
                             <w:lang w:val="en-GB"/>
                           </w:rPr>
                           <w:t>252 470</w:t>
@@ -593,7 +557,6 @@
                     <w:sdt>
                       <w:sdtPr>
                         <w:rPr>
-                          <w:color w:val="auto"/>
                           <w:lang w:val="en-GB"/>
                         </w:rPr>
                         <w:id w:val="578864116"/>
@@ -606,21 +569,18 @@
                         <w:proofErr w:type="gramStart"/>
                         <w:r>
                           <w:rPr>
-                            <w:color w:val="auto"/>
                             <w:lang w:val="en-GB"/>
                           </w:rPr>
                           <w:t>daniel</w:t>
                         </w:r>
                         <w:r>
                           <w:rPr>
-                            <w:color w:val="auto"/>
                             <w:lang w:val="en-GB"/>
                           </w:rPr>
                           <w:t>.</w:t>
                         </w:r>
                         <w:r>
                           <w:rPr>
-                            <w:color w:val="auto"/>
                             <w:lang w:val="en-GB"/>
                           </w:rPr>
                           <w:t>pfeifer</w:t>
@@ -704,7 +664,19 @@
                   <w:rPr>
                     <w:bCs/>
                   </w:rPr>
-                  <w:t>August 10, 2025</w:t>
+                  <w:t>August 1</w:t>
+                </w:r>
+                <w:r>
+                  <w:rPr>
+                    <w:bCs/>
+                  </w:rPr>
+                  <w:t>4</w:t>
+                </w:r>
+                <w:r>
+                  <w:rPr>
+                    <w:bCs/>
+                  </w:rPr>
+                  <w:t>, 2025</w:t>
                 </w:r>
               </w:sdtContent>
             </w:sdt>
@@ -1207,6 +1179,14 @@
         </w:rPr>
         <w:br/>
       </w:r>
+    </w:p>
+    <w:p>
+      <w:pPr>
+        <w:pStyle w:val="Text"/>
+        <w:rPr>
+          <w:lang w:val="en-US"/>
+        </w:rPr>
+      </w:pPr>
     </w:p>
     <w:p>
       <w:pPr>
@@ -1811,7 +1791,7 @@
         </mc:Choice>
         <mc:Fallback>
           <w:pict>
-            <v:line w14:anchorId="4427E4C5" id="Gerader Verbinder 2" o:spid="_x0000_s1026" alt="&quot;&quot;" style="position:absolute;z-index:251659264;visibility:visible;mso-wrap-style:square;mso-width-percent:0;mso-height-percent:0;mso-wrap-distance-left:9pt;mso-wrap-distance-top:0;mso-wrap-distance-right:9pt;mso-wrap-distance-bottom:0;mso-position-horizontal:absolute;mso-position-horizontal-relative:page;mso-position-vertical:absolute;mso-position-vertical-relative:page;mso-width-percent:0;mso-height-percent:0;mso-width-relative:margin;mso-height-relative:margin" from="0,280.65pt" to="22.7pt,280.65pt" o:gfxdata="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" strokecolor="black [3213]" strokeweight=".25pt">
+            <v:line w14:anchorId="742BA170" id="Gerader Verbinder 2" o:spid="_x0000_s1026" alt="&quot;&quot;" style="position:absolute;z-index:251659264;visibility:visible;mso-wrap-style:square;mso-width-percent:0;mso-height-percent:0;mso-wrap-distance-left:9pt;mso-wrap-distance-top:0;mso-wrap-distance-right:9pt;mso-wrap-distance-bottom:0;mso-position-horizontal:absolute;mso-position-horizontal-relative:page;mso-position-vertical:absolute;mso-position-vertical-relative:page;mso-width-percent:0;mso-height-percent:0;mso-width-relative:margin;mso-height-relative:margin" from="0,280.65pt" to="22.7pt,280.65pt" o:gfxdata="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" strokecolor="black [3213]" strokeweight=".25pt">
               <v:stroke joinstyle="miter"/>
               <w10:wrap anchorx="page" anchory="page"/>
             </v:line>
@@ -4145,41 +4125,6 @@
     </w:docPart>
     <w:docPart>
       <w:docPartPr>
-        <w:name w:val="D7202138255C064098005252F3832578"/>
-        <w:category>
-          <w:name w:val="Allgemein"/>
-          <w:gallery w:val="placeholder"/>
-        </w:category>
-        <w:types>
-          <w:type w:val="bbPlcHdr"/>
-        </w:types>
-        <w:behaviors>
-          <w:behavior w:val="content"/>
-        </w:behaviors>
-        <w:guid w:val="{5E09D2C3-7D22-1948-BBB6-E7B67E709C3D}"/>
-      </w:docPartPr>
-      <w:docPartBody>
-        <w:p>
-          <w:pPr>
-            <w:pStyle w:val="D7202138255C064098005252F3832578"/>
-          </w:pPr>
-          <w:r>
-            <w:rPr>
-              <w:rStyle w:val="Platzhaltertext"/>
-            </w:rPr>
-            <w:t xml:space="preserve">Funktion </w:t>
-          </w:r>
-          <w:r>
-            <w:rPr>
-              <w:rStyle w:val="Platzhaltertext"/>
-            </w:rPr>
-            <w:t>xxxxxxxxxxxxxxxxx</w:t>
-          </w:r>
-        </w:p>
-      </w:docPartBody>
-    </w:docPart>
-    <w:docPart>
-      <w:docPartPr>
         <w:name w:val="18B3ADAF4C09994EB0D73A3CCFB1F879"/>
         <w:category>
           <w:name w:val="Allgemein"/>
@@ -4363,9 +4308,9 @@
     <w:compatSetting w:name="useWord2013TrackBottomHyphenation" w:uri="http://schemas.microsoft.com/office/word" w:val="0"/>
   </w:compat>
   <w:rsids>
-    <w:rsidRoot w:val="00A90684"/>
+    <w:rsidRoot w:val="00E36D38"/>
     <w:rsid w:val="006B3039"/>
-    <w:rsid w:val="00A90684"/>
+    <w:rsid w:val="00E36D38"/>
   </w:rsids>
   <m:mathPr>
     <m:mathFont m:val="Cambria Math"/>
